--- a/UniFlow_Week2_Progress_Report.docx
+++ b/UniFlow_Week2_Progress_Report.docx
@@ -221,7 +221,7 @@
         <w:t xml:space="preserve">GitHub commit link(s): </w:t>
       </w:r>
       <w:r>
-        <w:t>[fill in after Step 9 — git add/commit/push]</w:t>
+        <w:t>https://github.com/BSSE-FINAL-YEAR/UniFlow/commit/e7ed6e84574526bdfcd3c3714dd5ccb0e7dec450</w:t>
       </w:r>
     </w:p>
     <w:p>

--- a/UniFlow_Week2_Progress_Report.docx
+++ b/UniFlow_Week2_Progress_Report.docx
@@ -232,7 +232,7 @@
         <w:t xml:space="preserve">ClickUp task link(s): </w:t>
       </w:r>
       <w:r>
-        <w:t>[fill in after Step 9 — log Week 2 tasks with owners/status, link to commits]</w:t>
+        <w:t>https://app.clickup.com/1200410000004069/v/li/1200410000007523</w:t>
       </w:r>
     </w:p>
     <w:p>
